--- a/Books/RPG_Books/TheWonderManAndHisLovelyAssistant/Cover_TheWonderManAndHisLovelyAssistant.docx
+++ b/Books/RPG_Books/TheWonderManAndHisLovelyAssistant/Cover_TheWonderManAndHisLovelyAssistant.docx
@@ -56,7 +56,7 @@
             </v:handles>
             <o:lock v:ext="edit" text="t" shapetype="t"/>
           </v:shapetype>
-          <v:shape id="_x0000_i1025" type="#_x0000_t136" style="width:278.5pt;height:60.45pt" fillcolor="yellow" strokeweight="1pt">
+          <v:shape id="_x0000_i1025" type="#_x0000_t136" style="width:278.25pt;height:60.75pt" fillcolor="yellow" strokeweight="1pt">
             <v:stroke r:id="rId7" o:title=""/>
             <v:shadow color="#868686"/>
             <v:textpath style="font-family:&quot;Arial Black&quot;;v-text-kern:t" trim="t" fitpath="t" string="The Seeds of the Future &#10;Lie in the Present&#10;"/>
@@ -82,7 +82,7 @@
           <w:szCs w:val="16"/>
         </w:rPr>
         <w:pict>
-          <v:shape id="_x0000_i1026" type="#_x0000_t136" style="width:315.85pt;height:40.1pt" fillcolor="yellow" strokeweight="1pt">
+          <v:shape id="_x0000_i1026" type="#_x0000_t136" style="width:315.75pt;height:39.75pt" fillcolor="yellow" strokeweight="1pt">
             <v:stroke r:id="rId7" o:title=""/>
             <v:shadow color="#868686"/>
             <v:textpath style="font-family:&quot;Arial Black&quot;;font-size:20pt;v-text-align:left;v-text-kern:t" trim="t" fitpath="t" string="Leah Musk is an ordinary teenage girl &#10;born in the year 2000.&#10;"/>
@@ -108,7 +108,7 @@
           <w:szCs w:val="16"/>
         </w:rPr>
         <w:pict>
-          <v:shape id="_x0000_i1027" type="#_x0000_t136" style="width:337.6pt;height:59.1pt" fillcolor="yellow" strokeweight="1pt">
+          <v:shape id="_x0000_i1027" type="#_x0000_t136" style="width:337.5pt;height:59.25pt" fillcolor="yellow" strokeweight="1pt">
             <v:stroke r:id="rId7" o:title=""/>
             <v:shadow color="#868686"/>
             <v:textpath style="font-family:&quot;Arial Black&quot;;font-size:20pt;v-text-align:left;v-text-kern:t" trim="t" fitpath="t" string="For her 2014 Christmas present, her &#10;uncle sends her to Antarctica to spend&#10;her winter break at a research facility."/>
@@ -134,7 +134,7 @@
           <w:szCs w:val="16"/>
         </w:rPr>
         <w:pict>
-          <v:shape id="_x0000_i1028" type="#_x0000_t136" style="width:389.9pt;height:59.1pt" fillcolor="yellow" strokeweight="1pt">
+          <v:shape id="_x0000_i1028" type="#_x0000_t136" style="width:390pt;height:59.25pt" fillcolor="yellow" strokeweight="1pt">
             <v:stroke r:id="rId7" o:title=""/>
             <v:shadow color="#868686"/>
             <v:textpath style="font-family:&quot;Arial Black&quot;;font-size:20pt;v-text-align:left;v-text-kern:t" trim="t" fitpath="t" string="Unfortunately, Leah is caught in an &#10;unexpected blizzard, falls into a crevasse,&#10;and gets frozen for over a century."/>
@@ -186,7 +186,7 @@
           <w:szCs w:val="16"/>
         </w:rPr>
         <w:pict>
-          <v:shape id="_x0000_i1030" type="#_x0000_t136" style="width:389.9pt;height:59.1pt" fillcolor="yellow" strokeweight="1pt">
+          <v:shape id="_x0000_i1030" type="#_x0000_t136" style="width:390pt;height:59.25pt" fillcolor="yellow" strokeweight="1pt">
             <v:stroke r:id="rId7" o:title=""/>
             <v:shadow color="#868686"/>
             <v:textpath style="font-family:&quot;Arial Black&quot;;font-size:20pt;v-text-align:left;v-text-kern:t" trim="t" fitpath="t" string="How will she cope in a world where gender is&#10;fluid, robots are sentient, and the dead walk&#10;among us?"/>
@@ -212,7 +212,7 @@
           <w:szCs w:val="16"/>
         </w:rPr>
         <w:pict>
-          <v:shape id="_x0000_i1031" type="#_x0000_t136" style="width:400.1pt;height:59.1pt" fillcolor="yellow" strokeweight="1pt">
+          <v:shape id="_x0000_i1031" type="#_x0000_t136" style="width:399.75pt;height:59.25pt" fillcolor="yellow" strokeweight="1pt">
             <v:stroke r:id="rId7" o:title=""/>
             <v:shadow color="#868686"/>
             <v:textpath style="font-family:&quot;Arial Black&quot;;font-size:20pt;v-text-align:left;v-text-kern:t" trim="t" fitpath="t" string="Where does reality begin and end, when the&#10;real world mixes with virtual reality,&#10;augmented reality, and things that lie beyond?&#10;"/>
@@ -238,7 +238,7 @@
           <w:szCs w:val="16"/>
         </w:rPr>
         <w:pict>
-          <v:shape id="_x0000_i1032" type="#_x0000_t136" style="width:252.7pt;height:40.1pt" fillcolor="yellow" strokeweight="1pt">
+          <v:shape id="_x0000_i1032" type="#_x0000_t136" style="width:252.75pt;height:39.75pt" fillcolor="yellow" strokeweight="1pt">
             <v:stroke r:id="rId7" o:title=""/>
             <v:shadow color="#868686"/>
             <v:textpath style="font-family:&quot;Arial Black&quot;;font-size:20pt;v-text-align:left;v-text-kern:t" trim="t" fitpath="t" string="And is AI, the controller of reality,&#10;Good or Evil?"/>
@@ -366,11 +366,6 @@
       <w:pPr>
         <w:jc w:val="center"/>
       </w:pPr>
-    </w:p>
-    <w:p>
-      <w:pPr>
-        <w:jc w:val="center"/>
-      </w:pPr>
       <w:r>
         <w:rPr>
           <w:sz w:val="72"/>
@@ -391,10 +386,10 @@
             </v:handles>
             <o:lock v:ext="edit" text="t" shapetype="t"/>
           </v:shapetype>
-          <v:shape id="_x0000_i1033" type="#_x0000_t175" style="width:314.5pt;height:63.15pt" adj=",10800" fillcolor="#60c" strokecolor="#c9f">
+          <v:shape id="_x0000_i1033" type="#_x0000_t175" style="width:314.25pt;height:63pt" adj=",10800" fillcolor="#60c" strokecolor="#c9f">
             <v:fill color2="#c0c" focus="100%" type="gradient"/>
             <v:shadow on="t" color="#99f" opacity="52429f" offset="3pt,3pt"/>
-            <v:textpath style="font-family:&quot;Impact&quot;;font-size:44pt;v-text-kern:t" trim="t" fitpath="t" string="The Princess"/>
+            <v:textpath style="font-family:&quot;Impact&quot;;font-size:44pt;v-text-kern:t" trim="t" fitpath="t" string="The Wonder Man"/>
           </v:shape>
         </w:pict>
       </w:r>
@@ -409,10 +404,10 @@
           <w:szCs w:val="72"/>
         </w:rPr>
         <w:pict>
-          <v:shape id="_x0000_i1034" type="#_x0000_t175" style="width:151.45pt;height:31.9pt" adj=",10800" fillcolor="#60c" strokecolor="#c9f">
+          <v:shape id="_x0000_i1034" type="#_x0000_t175" style="width:151.5pt;height:32.25pt" adj=",10800" fillcolor="#60c" strokecolor="#c9f">
             <v:fill color2="#c0c" focus="100%" type="gradient"/>
             <v:shadow on="t" color="#99f" opacity="52429f" offset="3pt,3pt"/>
-            <v:textpath style="font-family:&quot;Impact&quot;;font-size:44pt;v-text-kern:t" trim="t" fitpath="t" string="And The"/>
+            <v:textpath style="font-family:&quot;Impact&quot;;font-size:44pt;v-text-kern:t" trim="t" fitpath="t" string="And His"/>
           </v:shape>
         </w:pict>
       </w:r>
@@ -427,10 +422,10 @@
           <w:szCs w:val="72"/>
         </w:rPr>
         <w:pict>
-          <v:shape id="_x0000_i1035" type="#_x0000_t175" style="width:314.5pt;height:63.15pt" adj=",10800" fillcolor="#60c" strokecolor="#c9f">
+          <v:shape id="_x0000_i1035" type="#_x0000_t175" style="width:314.25pt;height:63pt" adj=",10800" fillcolor="#60c" strokecolor="#c9f">
             <v:fill color2="#c0c" focus="100%" type="gradient"/>
             <v:shadow on="t" color="#99f" opacity="52429f" offset="3pt,3pt"/>
-            <v:textpath style="font-family:&quot;Impact&quot;;font-size:44pt;v-text-kern:t" trim="t" fitpath="t" string="New Type"/>
+            <v:textpath style="font-family:&quot;Impact&quot;;font-size:44pt;v-text-kern:t" trim="t" fitpath="t" string="Lovely Assistant"/>
           </v:shape>
         </w:pict>
       </w:r>
@@ -449,13 +444,23 @@
       <w:pPr>
         <w:jc w:val="center"/>
       </w:pPr>
+    </w:p>
+    <w:p>
+      <w:pPr>
+        <w:jc w:val="center"/>
+      </w:pPr>
+    </w:p>
+    <w:p>
+      <w:pPr>
+        <w:jc w:val="center"/>
+      </w:pPr>
       <w:r>
         <w:rPr>
           <w:sz w:val="72"/>
           <w:szCs w:val="72"/>
         </w:rPr>
         <w:pict>
-          <v:shape id="_x0000_i1036" type="#_x0000_t136" style="width:80.15pt;height:49.6pt" adj=",10800" fillcolor="#60c" strokecolor="#c9f">
+          <v:shape id="_x0000_i1036" type="#_x0000_t136" style="width:80.25pt;height:49.5pt" adj=",10800" fillcolor="#60c" strokecolor="#c9f">
             <v:fill color2="#c0c" focus="100%" type="gradient"/>
             <v:shadow on="t" color="#99f" opacity="52429f" offset="3pt,3pt"/>
             <v:textpath style="font-family:&quot;Impact&quot;;font-size:44pt;v-text-kern:t" trim="t" fitpath="t" string="By"/>
@@ -473,7 +478,7 @@
           <w:szCs w:val="72"/>
         </w:rPr>
         <w:pict>
-          <v:shape id="_x0000_i1037" type="#_x0000_t175" style="width:348.45pt;height:88.3pt" adj=",10800" fillcolor="#60c" strokecolor="#c9f">
+          <v:shape id="_x0000_i1037" type="#_x0000_t175" style="width:348.75pt;height:88.5pt" adj=",10800" fillcolor="#60c" strokecolor="#c9f">
             <v:fill color2="#c0c" focus="100%" type="gradient"/>
             <v:shadow on="t" color="#99f" opacity="52429f" offset="3pt,3pt"/>
             <v:textpath style="font-family:&quot;Impact&quot;;font-size:44pt;v-text-kern:t" trim="t" fitpath="t" string="Trevy Burgess"/>
@@ -1353,7 +1358,7 @@
 </file>
 
 <file path=customXml/itemProps1.xml><?xml version="1.0" encoding="utf-8"?>
-<ds:datastoreItem xmlns:ds="http://schemas.openxmlformats.org/officeDocument/2006/customXml" ds:itemID="{BCA7B2B4-931A-4CCB-B092-934FD0A66766}">
+<ds:datastoreItem xmlns:ds="http://schemas.openxmlformats.org/officeDocument/2006/customXml" ds:itemID="{7326846E-6677-413F-A30C-4336B4ABBE89}">
   <ds:schemaRefs>
     <ds:schemaRef ds:uri="http://schemas.openxmlformats.org/officeDocument/2006/bibliography"/>
   </ds:schemaRefs>

--- a/Books/RPG_Books/TheWonderManAndHisLovelyAssistant/Cover_TheWonderManAndHisLovelyAssistant.docx
+++ b/Books/RPG_Books/TheWonderManAndHisLovelyAssistant/Cover_TheWonderManAndHisLovelyAssistant.docx
@@ -56,10 +56,9 @@
             </v:handles>
             <o:lock v:ext="edit" text="t" shapetype="t"/>
           </v:shapetype>
-          <v:shape id="_x0000_i1025" type="#_x0000_t136" style="width:278.25pt;height:60.75pt" fillcolor="yellow" strokeweight="1pt">
-            <v:stroke r:id="rId7" o:title=""/>
+          <v:shape id="_x0000_i1025" type="#_x0000_t136" style="width:310.5pt;height:84pt" fillcolor="yellow" strokecolor="red" strokeweight="1pt">
             <v:shadow color="#868686"/>
-            <v:textpath style="font-family:&quot;Arial Black&quot;;v-text-kern:t" trim="t" fitpath="t" string="The Seeds of the Future &#10;Lie in the Present&#10;"/>
+            <v:textpath style="font-family:&quot;Arial Black&quot;;v-text-kern:t" trim="t" fitpath="t" string="Today I Shall Claim&#10;My Mulligan&#10;- And Be Born Again&#10;"/>
           </v:shape>
         </w:pict>
       </w:r>
@@ -74,21 +73,28 @@
           <w:szCs w:val="20"/>
         </w:rPr>
       </w:pPr>
-      <w:r>
+    </w:p>
+    <w:p>
+      <w:pPr>
+        <w:ind w:left="360" w:right="475"/>
+        <w:rPr>
+          <w:b/>
+          <w:color w:val="00B050"/>
+          <w:sz w:val="20"/>
+          <w:szCs w:val="20"/>
+        </w:rPr>
+      </w:pPr>
+    </w:p>
+    <w:p>
+      <w:pPr>
+        <w:ind w:left="360" w:right="475"/>
         <w:rPr>
           <w:b/>
           <w:color w:val="00B050"/>
           <w:sz w:val="16"/>
           <w:szCs w:val="16"/>
         </w:rPr>
-        <w:pict>
-          <v:shape id="_x0000_i1026" type="#_x0000_t136" style="width:315.75pt;height:39.75pt" fillcolor="yellow" strokeweight="1pt">
-            <v:stroke r:id="rId7" o:title=""/>
-            <v:shadow color="#868686"/>
-            <v:textpath style="font-family:&quot;Arial Black&quot;;font-size:20pt;v-text-align:left;v-text-kern:t" trim="t" fitpath="t" string="Leah Musk is an ordinary teenage girl &#10;born in the year 2000.&#10;"/>
-          </v:shape>
-        </w:pict>
-      </w:r>
+      </w:pPr>
     </w:p>
     <w:p>
       <w:pPr>
@@ -100,6 +106,39 @@
           <w:szCs w:val="20"/>
         </w:rPr>
       </w:pPr>
+    </w:p>
+    <w:p>
+      <w:pPr>
+        <w:ind w:left="360" w:right="475"/>
+        <w:rPr>
+          <w:b/>
+          <w:color w:val="00B050"/>
+          <w:sz w:val="20"/>
+          <w:szCs w:val="20"/>
+        </w:rPr>
+      </w:pPr>
+    </w:p>
+    <w:p>
+      <w:pPr>
+        <w:ind w:left="360" w:right="475"/>
+        <w:rPr>
+          <w:b/>
+          <w:color w:val="00B050"/>
+          <w:sz w:val="20"/>
+          <w:szCs w:val="20"/>
+        </w:rPr>
+      </w:pPr>
+    </w:p>
+    <w:p>
+      <w:pPr>
+        <w:ind w:left="360" w:right="475"/>
+        <w:rPr>
+          <w:b/>
+          <w:color w:val="00B050"/>
+          <w:sz w:val="20"/>
+          <w:szCs w:val="20"/>
+        </w:rPr>
+      </w:pPr>
       <w:r>
         <w:rPr>
           <w:b/>
@@ -108,137 +147,7 @@
           <w:szCs w:val="16"/>
         </w:rPr>
         <w:pict>
-          <v:shape id="_x0000_i1027" type="#_x0000_t136" style="width:337.5pt;height:59.25pt" fillcolor="yellow" strokeweight="1pt">
-            <v:stroke r:id="rId7" o:title=""/>
-            <v:shadow color="#868686"/>
-            <v:textpath style="font-family:&quot;Arial Black&quot;;font-size:20pt;v-text-align:left;v-text-kern:t" trim="t" fitpath="t" string="For her 2014 Christmas present, her &#10;uncle sends her to Antarctica to spend&#10;her winter break at a research facility."/>
-          </v:shape>
-        </w:pict>
-      </w:r>
-    </w:p>
-    <w:p>
-      <w:pPr>
-        <w:ind w:left="360" w:right="475"/>
-        <w:rPr>
-          <w:b/>
-          <w:color w:val="00B050"/>
-          <w:sz w:val="16"/>
-          <w:szCs w:val="16"/>
-        </w:rPr>
-      </w:pPr>
-      <w:r>
-        <w:rPr>
-          <w:b/>
-          <w:color w:val="00B050"/>
-          <w:sz w:val="16"/>
-          <w:szCs w:val="16"/>
-        </w:rPr>
-        <w:pict>
-          <v:shape id="_x0000_i1028" type="#_x0000_t136" style="width:390pt;height:59.25pt" fillcolor="yellow" strokeweight="1pt">
-            <v:stroke r:id="rId7" o:title=""/>
-            <v:shadow color="#868686"/>
-            <v:textpath style="font-family:&quot;Arial Black&quot;;font-size:20pt;v-text-align:left;v-text-kern:t" trim="t" fitpath="t" string="Unfortunately, Leah is caught in an &#10;unexpected blizzard, falls into a crevasse,&#10;and gets frozen for over a century."/>
-          </v:shape>
-        </w:pict>
-      </w:r>
-    </w:p>
-    <w:p>
-      <w:pPr>
-        <w:ind w:left="360" w:right="475"/>
-        <w:rPr>
-          <w:b/>
-          <w:color w:val="00B050"/>
-          <w:sz w:val="20"/>
-          <w:szCs w:val="20"/>
-        </w:rPr>
-      </w:pPr>
-      <w:r>
-        <w:rPr>
-          <w:b/>
-          <w:color w:val="00B050"/>
-          <w:sz w:val="16"/>
-          <w:szCs w:val="16"/>
-        </w:rPr>
-        <w:pict>
-          <v:shape id="_x0000_i1029" type="#_x0000_t136" style="width:108pt;height:14.25pt" fillcolor="yellow" strokeweight="1pt">
-            <v:stroke r:id="rId7" o:title=""/>
-            <v:shadow color="#868686"/>
-            <v:textpath style="font-family:&quot;Arial Black&quot;;font-size:20pt;v-text-align:left;v-text-kern:t" trim="t" fitpath="t" string="It is now 2126:"/>
-          </v:shape>
-        </w:pict>
-      </w:r>
-    </w:p>
-    <w:p>
-      <w:pPr>
-        <w:ind w:left="360" w:right="475"/>
-        <w:rPr>
-          <w:b/>
-          <w:color w:val="00B050"/>
-          <w:sz w:val="20"/>
-          <w:szCs w:val="20"/>
-        </w:rPr>
-      </w:pPr>
-      <w:r>
-        <w:rPr>
-          <w:b/>
-          <w:color w:val="00B050"/>
-          <w:sz w:val="16"/>
-          <w:szCs w:val="16"/>
-        </w:rPr>
-        <w:pict>
-          <v:shape id="_x0000_i1030" type="#_x0000_t136" style="width:390pt;height:59.25pt" fillcolor="yellow" strokeweight="1pt">
-            <v:stroke r:id="rId7" o:title=""/>
-            <v:shadow color="#868686"/>
-            <v:textpath style="font-family:&quot;Arial Black&quot;;font-size:20pt;v-text-align:left;v-text-kern:t" trim="t" fitpath="t" string="How will she cope in a world where gender is&#10;fluid, robots are sentient, and the dead walk&#10;among us?"/>
-          </v:shape>
-        </w:pict>
-      </w:r>
-    </w:p>
-    <w:p>
-      <w:pPr>
-        <w:ind w:left="360" w:right="475"/>
-        <w:rPr>
-          <w:b/>
-          <w:color w:val="00B050"/>
-          <w:sz w:val="20"/>
-          <w:szCs w:val="20"/>
-        </w:rPr>
-      </w:pPr>
-      <w:r>
-        <w:rPr>
-          <w:b/>
-          <w:color w:val="00B050"/>
-          <w:sz w:val="16"/>
-          <w:szCs w:val="16"/>
-        </w:rPr>
-        <w:pict>
-          <v:shape id="_x0000_i1031" type="#_x0000_t136" style="width:399.75pt;height:59.25pt" fillcolor="yellow" strokeweight="1pt">
-            <v:stroke r:id="rId7" o:title=""/>
-            <v:shadow color="#868686"/>
-            <v:textpath style="font-family:&quot;Arial Black&quot;;font-size:20pt;v-text-align:left;v-text-kern:t" trim="t" fitpath="t" string="Where does reality begin and end, when the&#10;real world mixes with virtual reality,&#10;augmented reality, and things that lie beyond?&#10;"/>
-          </v:shape>
-        </w:pict>
-      </w:r>
-    </w:p>
-    <w:p>
-      <w:pPr>
-        <w:ind w:left="360" w:right="475"/>
-        <w:rPr>
-          <w:b/>
-          <w:color w:val="00B050"/>
-          <w:sz w:val="20"/>
-          <w:szCs w:val="20"/>
-        </w:rPr>
-      </w:pPr>
-      <w:r>
-        <w:rPr>
-          <w:b/>
-          <w:color w:val="00B050"/>
-          <w:sz w:val="16"/>
-          <w:szCs w:val="16"/>
-        </w:rPr>
-        <w:pict>
-          <v:shape id="_x0000_i1032" type="#_x0000_t136" style="width:252.75pt;height:39.75pt" fillcolor="yellow" strokeweight="1pt">
+          <v:shape id="_x0000_i1026" type="#_x0000_t136" style="width:252.75pt;height:39.75pt" fillcolor="yellow" strokeweight="1pt">
             <v:stroke r:id="rId7" o:title=""/>
             <v:shadow color="#868686"/>
             <v:textpath style="font-family:&quot;Arial Black&quot;;font-size:20pt;v-text-align:left;v-text-kern:t" trim="t" fitpath="t" string="And is AI, the controller of reality,&#10;Good or Evil?"/>
@@ -324,7 +233,7 @@
                 <w:sz w:val="40"/>
                 <w:szCs w:val="40"/>
               </w:rPr>
-              <w:t xml:space="preserve">The Princess and the </w:t>
+              <w:t xml:space="preserve">The </w:t>
             </w:r>
             <w:r>
               <w:rPr>
@@ -333,7 +242,7 @@
                 <w:sz w:val="40"/>
                 <w:szCs w:val="40"/>
               </w:rPr>
-              <w:t>New Type</w:t>
+              <w:t>Wonder Man and his Lovely Assistant</w:t>
             </w:r>
             <w:r>
               <w:rPr>
@@ -386,7 +295,7 @@
             </v:handles>
             <o:lock v:ext="edit" text="t" shapetype="t"/>
           </v:shapetype>
-          <v:shape id="_x0000_i1033" type="#_x0000_t175" style="width:314.25pt;height:63pt" adj=",10800" fillcolor="#60c" strokecolor="#c9f">
+          <v:shape id="_x0000_i1027" type="#_x0000_t175" style="width:314.25pt;height:63pt" adj=",10800" fillcolor="#60c" strokecolor="#c9f">
             <v:fill color2="#c0c" focus="100%" type="gradient"/>
             <v:shadow on="t" color="#99f" opacity="52429f" offset="3pt,3pt"/>
             <v:textpath style="font-family:&quot;Impact&quot;;font-size:44pt;v-text-kern:t" trim="t" fitpath="t" string="The Wonder Man"/>
@@ -404,7 +313,7 @@
           <w:szCs w:val="72"/>
         </w:rPr>
         <w:pict>
-          <v:shape id="_x0000_i1034" type="#_x0000_t175" style="width:151.5pt;height:32.25pt" adj=",10800" fillcolor="#60c" strokecolor="#c9f">
+          <v:shape id="_x0000_i1028" type="#_x0000_t175" style="width:151.5pt;height:32.25pt" adj=",10800" fillcolor="#60c" strokecolor="#c9f">
             <v:fill color2="#c0c" focus="100%" type="gradient"/>
             <v:shadow on="t" color="#99f" opacity="52429f" offset="3pt,3pt"/>
             <v:textpath style="font-family:&quot;Impact&quot;;font-size:44pt;v-text-kern:t" trim="t" fitpath="t" string="And His"/>
@@ -422,7 +331,7 @@
           <w:szCs w:val="72"/>
         </w:rPr>
         <w:pict>
-          <v:shape id="_x0000_i1035" type="#_x0000_t175" style="width:314.25pt;height:63pt" adj=",10800" fillcolor="#60c" strokecolor="#c9f">
+          <v:shape id="_x0000_i1029" type="#_x0000_t175" style="width:314.25pt;height:63pt" adj=",10800" fillcolor="#60c" strokecolor="#c9f">
             <v:fill color2="#c0c" focus="100%" type="gradient"/>
             <v:shadow on="t" color="#99f" opacity="52429f" offset="3pt,3pt"/>
             <v:textpath style="font-family:&quot;Impact&quot;;font-size:44pt;v-text-kern:t" trim="t" fitpath="t" string="Lovely Assistant"/>
@@ -460,7 +369,7 @@
           <w:szCs w:val="72"/>
         </w:rPr>
         <w:pict>
-          <v:shape id="_x0000_i1036" type="#_x0000_t136" style="width:80.25pt;height:49.5pt" adj=",10800" fillcolor="#60c" strokecolor="#c9f">
+          <v:shape id="_x0000_i1030" type="#_x0000_t136" style="width:80.25pt;height:49.5pt" adj=",10800" fillcolor="#60c" strokecolor="#c9f">
             <v:fill color2="#c0c" focus="100%" type="gradient"/>
             <v:shadow on="t" color="#99f" opacity="52429f" offset="3pt,3pt"/>
             <v:textpath style="font-family:&quot;Impact&quot;;font-size:44pt;v-text-kern:t" trim="t" fitpath="t" string="By"/>
@@ -478,7 +387,7 @@
           <w:szCs w:val="72"/>
         </w:rPr>
         <w:pict>
-          <v:shape id="_x0000_i1037" type="#_x0000_t175" style="width:348.75pt;height:88.5pt" adj=",10800" fillcolor="#60c" strokecolor="#c9f">
+          <v:shape id="_x0000_i1031" type="#_x0000_t175" style="width:348.75pt;height:88.5pt" adj=",10800" fillcolor="#60c" strokecolor="#c9f">
             <v:fill color2="#c0c" focus="100%" type="gradient"/>
             <v:shadow on="t" color="#99f" opacity="52429f" offset="3pt,3pt"/>
             <v:textpath style="font-family:&quot;Impact&quot;;font-size:44pt;v-text-kern:t" trim="t" fitpath="t" string="Trevy Burgess"/>
@@ -1358,7 +1267,7 @@
 </file>
 
 <file path=customXml/itemProps1.xml><?xml version="1.0" encoding="utf-8"?>
-<ds:datastoreItem xmlns:ds="http://schemas.openxmlformats.org/officeDocument/2006/customXml" ds:itemID="{7326846E-6677-413F-A30C-4336B4ABBE89}">
+<ds:datastoreItem xmlns:ds="http://schemas.openxmlformats.org/officeDocument/2006/customXml" ds:itemID="{AD0ECB85-7343-44A5-A910-DE6C964C877D}">
   <ds:schemaRefs>
     <ds:schemaRef ds:uri="http://schemas.openxmlformats.org/officeDocument/2006/bibliography"/>
   </ds:schemaRefs>
